--- a/edge_app/ENCAMINHAMENTO_COMPLEMENTARES_TEMPLATE.docx
+++ b/edge_app/ENCAMINHAMENTO_COMPLEMENTARES_TEMPLATE.docx
@@ -550,7 +550,21 @@
                 <w:b/>
                 <w:sz w:val="16"/>
               </w:rPr>
-              <w:t>Fone: 91– 3349-6948 e-mail: edgeocupacional@hotmail.com</w:t>
+              <w:t xml:space="preserve">Fone: </w:t>
+            </w:r>
+            <w:r>
+              <w:rPr>
+                <w:b/>
+                <w:sz w:val="16"/>
+              </w:rPr>
+              <w:t>{{telefone}}</w:t>
+            </w:r>
+            <w:r>
+              <w:rPr>
+                <w:b/>
+                <w:sz w:val="16"/>
+              </w:rPr>
+              <w:t xml:space="preserve"> e-mail: edgeocupacional@hotmail.com</w:t>
             </w:r>
           </w:p>
         </w:tc>
@@ -1110,13 +1124,26 @@
                 <w:b/>
                 <w:sz w:val="16"/>
               </w:rPr>
-              <w:t>Fone: 91– 3349-6948 e-mail: edgeocupacional@hotmail.com</w:t>
+              <w:t xml:space="preserve">Fone: </w:t>
+            </w:r>
+            <w:r>
+              <w:rPr>
+                <w:b/>
+                <w:sz w:val="16"/>
+              </w:rPr>
+              <w:t>{{telefone}}</w:t>
+            </w:r>
+            <w:r>
+              <w:rPr>
+                <w:b/>
+                <w:sz w:val="16"/>
+              </w:rPr>
+              <w:t xml:space="preserve"> e-mail: edgeocupacional@hotmail.com</w:t>
             </w:r>
           </w:p>
         </w:tc>
       </w:tr>
     </w:tbl>
-    <w:p/>
     <w:sectPr>
       <w:pgSz w:w="11906" w:h="16838"/>
       <w:pgMar w:top="255" w:right="680" w:bottom="255" w:left="680" w:header="0" w:footer="0" w:gutter="0"/>

--- a/edge_app/ENCAMINHAMENTO_COMPLEMENTARES_TEMPLATE.docx
+++ b/edge_app/ENCAMINHAMENTO_COMPLEMENTARES_TEMPLATE.docx
@@ -24,15 +24,18 @@
         <w:trPr>
           <w:trHeight w:hRule="exact" w:val="918"/>
           <w:jc w:val="center"/>
+          <w:cantSplit/>
         </w:trPr>
         <w:tc>
           <w:tcPr>
             <w:tcW w:w="10546" w:type="dxa"/>
             <w:tcMar>
-              <w:top w:w="0" w:type="dxa"/>
+              <w:top w:w="30" w:type="dxa"/>
               <w:left w:w="120" w:type="dxa"/>
-              <w:bottom w:w="0" w:type="dxa"/>
+              <w:bottom w:w="30" w:type="dxa"/>
               <w:right w:w="120" w:type="dxa"/>
+              <w:start w:w="70" w:type="dxa"/>
+              <w:end w:w="70" w:type="dxa"/>
             </w:tcMar>
             <w:vAlign w:val="center"/>
           </w:tcPr>
@@ -88,28 +91,31 @@
         <w:trPr>
           <w:trHeight w:hRule="exact" w:val="396"/>
           <w:jc w:val="center"/>
+          <w:cantSplit/>
         </w:trPr>
         <w:tc>
           <w:tcPr>
             <w:tcW w:w="10546" w:type="dxa"/>
             <w:tcMar>
-              <w:top w:w="0" w:type="dxa"/>
+              <w:top w:w="30" w:type="dxa"/>
               <w:left w:w="120" w:type="dxa"/>
-              <w:bottom w:w="0" w:type="dxa"/>
+              <w:bottom w:w="30" w:type="dxa"/>
               <w:right w:w="120" w:type="dxa"/>
+              <w:start w:w="70" w:type="dxa"/>
+              <w:end w:w="70" w:type="dxa"/>
             </w:tcMar>
             <w:vAlign w:val="center"/>
           </w:tcPr>
           <w:p>
             <w:pPr>
-              <w:spacing w:after="0" w:line="240" w:lineRule="auto"/>
+              <w:spacing w:after="0" w:line="240" w:lineRule="auto" w:before="0"/>
               <w:jc w:val="center"/>
             </w:pPr>
             <w:r>
               <w:rPr>
-                <w:rFonts w:ascii="Arial" w:eastAsia="Arial" w:hAnsi="Arial"/>
+                <w:rFonts w:ascii="Arial" w:hAnsi="Arial" w:eastAsia="Arial"/>
                 <w:b/>
-                <w:sz w:val="35"/>
+                <w:sz w:val="34"/>
               </w:rPr>
               <w:t>ENCAMINHAMENTO</w:t>
             </w:r>
@@ -118,48 +124,58 @@
       </w:tr>
       <w:tr>
         <w:trPr>
-          <w:trHeight w:hRule="exact" w:val="464"/>
+          <w:trHeight w:hRule="atLeast" w:val="442"/>
           <w:jc w:val="center"/>
+          <w:cantSplit/>
         </w:trPr>
         <w:tc>
           <w:tcPr>
             <w:tcW w:w="10546" w:type="dxa"/>
             <w:tcMar>
-              <w:top w:w="0" w:type="dxa"/>
+              <w:top w:w="30" w:type="dxa"/>
               <w:left w:w="120" w:type="dxa"/>
-              <w:bottom w:w="0" w:type="dxa"/>
+              <w:bottom w:w="30" w:type="dxa"/>
               <w:right w:w="120" w:type="dxa"/>
+              <w:start w:w="70" w:type="dxa"/>
+              <w:end w:w="70" w:type="dxa"/>
             </w:tcMar>
             <w:vAlign w:val="center"/>
           </w:tcPr>
           <w:p>
             <w:pPr>
-              <w:spacing w:after="0" w:line="240" w:lineRule="auto"/>
+              <w:spacing w:after="0" w:line="240" w:lineRule="auto" w:before="0"/>
               <w:ind w:left="28"/>
+              <w:jc w:val="left"/>
             </w:pPr>
             <w:r>
               <w:rPr>
+                <w:rFonts w:ascii="Arial" w:hAnsi="Arial" w:eastAsia="Arial"/>
                 <w:b/>
-                <w:sz w:val="22"/>
+                <w:sz w:val="20"/>
               </w:rPr>
               <w:t xml:space="preserve">Funcionário: </w:t>
             </w:r>
             <w:r>
               <w:rPr>
-                <w:sz w:val="22"/>
+                <w:rFonts w:ascii="Arial" w:hAnsi="Arial" w:eastAsia="Arial"/>
+                <w:b/>
+                <w:sz w:val="20"/>
               </w:rPr>
               <w:t>{{NOME}}</w:t>
             </w:r>
             <w:r>
               <w:rPr>
+                <w:rFonts w:ascii="Arial" w:hAnsi="Arial" w:eastAsia="Arial"/>
                 <w:b/>
-                <w:sz w:val="22"/>
+                <w:sz w:val="20"/>
               </w:rPr>
-              <w:t xml:space="preserve"> CPF: </w:t>
+              <w:t xml:space="preserve">   CPF: </w:t>
             </w:r>
             <w:r>
               <w:rPr>
-                <w:sz w:val="22"/>
+                <w:rFonts w:ascii="Arial" w:hAnsi="Arial" w:eastAsia="Arial"/>
+                <w:b/>
+                <w:sz w:val="20"/>
               </w:rPr>
               <w:t>{{CPF}}</w:t>
             </w:r>
@@ -168,31 +184,52 @@
       </w:tr>
       <w:tr>
         <w:trPr>
-          <w:trHeight w:hRule="exact" w:val="442"/>
+          <w:trHeight w:hRule="atLeast" w:val="408"/>
           <w:jc w:val="center"/>
+          <w:cantSplit/>
         </w:trPr>
         <w:tc>
           <w:tcPr>
             <w:tcW w:w="10546" w:type="dxa"/>
             <w:tcMar>
-              <w:top w:w="0" w:type="dxa"/>
+              <w:top w:w="30" w:type="dxa"/>
               <w:left w:w="120" w:type="dxa"/>
-              <w:bottom w:w="0" w:type="dxa"/>
+              <w:bottom w:w="30" w:type="dxa"/>
               <w:right w:w="120" w:type="dxa"/>
+              <w:start w:w="70" w:type="dxa"/>
+              <w:end w:w="70" w:type="dxa"/>
             </w:tcMar>
             <w:vAlign w:val="center"/>
           </w:tcPr>
           <w:p>
             <w:pPr>
-              <w:spacing w:after="0" w:line="240" w:lineRule="auto"/>
+              <w:spacing w:after="0" w:line="240" w:lineRule="auto" w:before="0"/>
               <w:ind w:left="28"/>
+              <w:jc w:val="left"/>
             </w:pPr>
             <w:r>
               <w:rPr>
+                <w:rFonts w:ascii="Arial" w:hAnsi="Arial" w:eastAsia="Arial"/>
                 <w:b/>
-                <w:sz w:val="22"/>
+                <w:sz w:val="20"/>
               </w:rPr>
-              <w:t xml:space="preserve">Encaminho o(a) colaborador(a), {{NOME}}, para realizar os exames abaixo: </w:t>
+              <w:t xml:space="preserve">Encaminho o(a) colaborador(a), </w:t>
+            </w:r>
+            <w:r>
+              <w:rPr>
+                <w:rFonts w:ascii="Arial" w:hAnsi="Arial" w:eastAsia="Arial"/>
+                <w:b/>
+                <w:sz w:val="20"/>
+              </w:rPr>
+              <w:t>{{NOME}}</w:t>
+            </w:r>
+            <w:r>
+              <w:rPr>
+                <w:rFonts w:ascii="Arial" w:hAnsi="Arial" w:eastAsia="Arial"/>
+                <w:b/>
+                <w:sz w:val="20"/>
+              </w:rPr>
+              <w:t>, para realizar os exames abaixo:</w:t>
             </w:r>
           </w:p>
         </w:tc>
@@ -201,6 +238,7 @@
         <w:trPr>
           <w:trHeight w:hRule="exact" w:val="2109"/>
           <w:jc w:val="center"/>
+          <w:cantSplit/>
         </w:trPr>
         <w:tc>
           <w:tcPr>
@@ -208,9 +246,12 @@
             <w:tcMar>
               <w:top w:w="30" w:type="dxa"/>
               <w:left w:w="760" w:type="dxa"/>
-              <w:bottom w:w="0" w:type="dxa"/>
+              <w:bottom w:w="30" w:type="dxa"/>
               <w:right w:w="0" w:type="dxa"/>
+              <w:start w:w="70" w:type="dxa"/>
+              <w:end w:w="70" w:type="dxa"/>
             </w:tcMar>
+            <w:vAlign w:val="center"/>
           </w:tcPr>
           <w:tbl>
             <w:tblPr>
@@ -231,27 +272,32 @@
             </w:tblGrid>
             <w:tr>
               <w:trPr>
-                <w:trHeight w:hRule="exact" w:val="396"/>
+                <w:trHeight w:hRule="exact" w:val="351"/>
+                <w:cantSplit/>
               </w:trPr>
               <w:tc>
                 <w:tcPr>
                   <w:tcW w:w="6066" w:type="dxa"/>
                   <w:tcMar>
-                    <w:top w:w="40" w:type="dxa"/>
+                    <w:top w:w="20" w:type="dxa"/>
                     <w:left w:w="120" w:type="dxa"/>
-                    <w:bottom w:w="0" w:type="dxa"/>
+                    <w:bottom w:w="20" w:type="dxa"/>
                     <w:right w:w="80" w:type="dxa"/>
+                    <w:start w:w="100" w:type="dxa"/>
+                    <w:end w:w="80" w:type="dxa"/>
                   </w:tcMar>
                   <w:vAlign w:val="center"/>
                 </w:tcPr>
                 <w:p>
                   <w:pPr>
-                    <w:spacing w:after="0" w:line="240" w:lineRule="auto"/>
+                    <w:spacing w:after="0" w:line="240" w:lineRule="auto" w:before="0"/>
+                    <w:jc w:val="left"/>
                   </w:pPr>
                   <w:r>
                     <w:rPr>
+                      <w:rFonts w:ascii="Arial" w:hAnsi="Arial" w:eastAsia="Arial"/>
                       <w:b/>
-                      <w:sz w:val="22"/>
+                      <w:sz w:val="20"/>
                     </w:rPr>
                     <w:t>{{EXAME1}}</w:t>
                   </w:r>
@@ -260,27 +306,32 @@
             </w:tr>
             <w:tr>
               <w:trPr>
-                <w:trHeight w:hRule="exact" w:val="396"/>
+                <w:trHeight w:hRule="exact" w:val="351"/>
+                <w:cantSplit/>
               </w:trPr>
               <w:tc>
                 <w:tcPr>
                   <w:tcW w:w="6066" w:type="dxa"/>
                   <w:tcMar>
-                    <w:top w:w="40" w:type="dxa"/>
+                    <w:top w:w="20" w:type="dxa"/>
                     <w:left w:w="120" w:type="dxa"/>
-                    <w:bottom w:w="0" w:type="dxa"/>
+                    <w:bottom w:w="20" w:type="dxa"/>
                     <w:right w:w="80" w:type="dxa"/>
+                    <w:start w:w="100" w:type="dxa"/>
+                    <w:end w:w="80" w:type="dxa"/>
                   </w:tcMar>
                   <w:vAlign w:val="center"/>
                 </w:tcPr>
                 <w:p>
                   <w:pPr>
-                    <w:spacing w:after="0" w:line="240" w:lineRule="auto"/>
+                    <w:spacing w:after="0" w:line="240" w:lineRule="auto" w:before="0"/>
+                    <w:jc w:val="left"/>
                   </w:pPr>
                   <w:r>
                     <w:rPr>
+                      <w:rFonts w:ascii="Arial" w:hAnsi="Arial" w:eastAsia="Arial"/>
                       <w:b/>
-                      <w:sz w:val="22"/>
+                      <w:sz w:val="20"/>
                     </w:rPr>
                     <w:t>{{EXAME2}}</w:t>
                   </w:r>
@@ -289,27 +340,32 @@
             </w:tr>
             <w:tr>
               <w:trPr>
-                <w:trHeight w:hRule="exact" w:val="396"/>
+                <w:trHeight w:hRule="exact" w:val="351"/>
+                <w:cantSplit/>
               </w:trPr>
               <w:tc>
                 <w:tcPr>
                   <w:tcW w:w="6066" w:type="dxa"/>
                   <w:tcMar>
-                    <w:top w:w="40" w:type="dxa"/>
+                    <w:top w:w="20" w:type="dxa"/>
                     <w:left w:w="120" w:type="dxa"/>
-                    <w:bottom w:w="0" w:type="dxa"/>
+                    <w:bottom w:w="20" w:type="dxa"/>
                     <w:right w:w="80" w:type="dxa"/>
+                    <w:start w:w="100" w:type="dxa"/>
+                    <w:end w:w="80" w:type="dxa"/>
                   </w:tcMar>
                   <w:vAlign w:val="center"/>
                 </w:tcPr>
                 <w:p>
                   <w:pPr>
-                    <w:spacing w:after="0" w:line="240" w:lineRule="auto"/>
+                    <w:spacing w:after="0" w:line="240" w:lineRule="auto" w:before="0"/>
+                    <w:jc w:val="left"/>
                   </w:pPr>
                   <w:r>
                     <w:rPr>
+                      <w:rFonts w:ascii="Arial" w:hAnsi="Arial" w:eastAsia="Arial"/>
                       <w:b/>
-                      <w:sz w:val="22"/>
+                      <w:sz w:val="20"/>
                     </w:rPr>
                     <w:t>{{EXAME3}}</w:t>
                   </w:r>
@@ -318,27 +374,32 @@
             </w:tr>
             <w:tr>
               <w:trPr>
-                <w:trHeight w:hRule="exact" w:val="396"/>
+                <w:trHeight w:hRule="exact" w:val="351"/>
+                <w:cantSplit/>
               </w:trPr>
               <w:tc>
                 <w:tcPr>
                   <w:tcW w:w="6066" w:type="dxa"/>
                   <w:tcMar>
-                    <w:top w:w="40" w:type="dxa"/>
+                    <w:top w:w="20" w:type="dxa"/>
                     <w:left w:w="120" w:type="dxa"/>
-                    <w:bottom w:w="0" w:type="dxa"/>
+                    <w:bottom w:w="20" w:type="dxa"/>
                     <w:right w:w="80" w:type="dxa"/>
+                    <w:start w:w="100" w:type="dxa"/>
+                    <w:end w:w="80" w:type="dxa"/>
                   </w:tcMar>
                   <w:vAlign w:val="center"/>
                 </w:tcPr>
                 <w:p>
                   <w:pPr>
-                    <w:spacing w:after="0" w:line="240" w:lineRule="auto"/>
+                    <w:spacing w:after="0" w:line="240" w:lineRule="auto" w:before="0"/>
+                    <w:jc w:val="left"/>
                   </w:pPr>
                   <w:r>
                     <w:rPr>
+                      <w:rFonts w:ascii="Arial" w:hAnsi="Arial" w:eastAsia="Arial"/>
                       <w:b/>
-                      <w:sz w:val="22"/>
+                      <w:sz w:val="20"/>
                     </w:rPr>
                     <w:t>{{EXAME4}}</w:t>
                   </w:r>
@@ -347,27 +408,32 @@
             </w:tr>
             <w:tr>
               <w:trPr>
-                <w:trHeight w:hRule="exact" w:val="396"/>
+                <w:trHeight w:hRule="exact" w:val="351"/>
+                <w:cantSplit/>
               </w:trPr>
               <w:tc>
                 <w:tcPr>
                   <w:tcW w:w="6066" w:type="dxa"/>
                   <w:tcMar>
-                    <w:top w:w="40" w:type="dxa"/>
+                    <w:top w:w="20" w:type="dxa"/>
                     <w:left w:w="120" w:type="dxa"/>
-                    <w:bottom w:w="0" w:type="dxa"/>
+                    <w:bottom w:w="20" w:type="dxa"/>
                     <w:right w:w="80" w:type="dxa"/>
+                    <w:start w:w="100" w:type="dxa"/>
+                    <w:end w:w="80" w:type="dxa"/>
                   </w:tcMar>
                   <w:vAlign w:val="center"/>
                 </w:tcPr>
                 <w:p>
                   <w:pPr>
-                    <w:spacing w:after="0" w:line="240" w:lineRule="auto"/>
+                    <w:spacing w:after="0" w:line="240" w:lineRule="auto" w:before="0"/>
+                    <w:jc w:val="left"/>
                   </w:pPr>
                   <w:r>
                     <w:rPr>
+                      <w:rFonts w:ascii="Arial" w:hAnsi="Arial" w:eastAsia="Arial"/>
                       <w:b/>
-                      <w:sz w:val="22"/>
+                      <w:sz w:val="20"/>
                     </w:rPr>
                     <w:t>{{EXAME5}}</w:t>
                   </w:r>
@@ -380,18 +446,22 @@
       </w:tr>
       <w:tr>
         <w:trPr>
-          <w:trHeight w:hRule="exact" w:val="2846"/>
+          <w:trHeight w:hRule="exact" w:val="2636"/>
           <w:jc w:val="center"/>
+          <w:cantSplit/>
         </w:trPr>
         <w:tc>
           <w:tcPr>
             <w:tcW w:w="10546" w:type="dxa"/>
             <w:tcMar>
-              <w:top w:w="0" w:type="dxa"/>
+              <w:top w:w="30" w:type="dxa"/>
               <w:left w:w="0" w:type="dxa"/>
-              <w:bottom w:w="0" w:type="dxa"/>
+              <w:bottom w:w="30" w:type="dxa"/>
               <w:right w:w="150" w:type="dxa"/>
+              <w:start w:w="70" w:type="dxa"/>
+              <w:end w:w="70" w:type="dxa"/>
             </w:tcMar>
+            <w:vAlign w:val="center"/>
           </w:tcPr>
           <w:tbl>
             <w:tblPr>
@@ -416,6 +486,7 @@
               <w:trPr>
                 <w:trHeight w:hRule="exact" w:val="2846"/>
                 <w:jc w:val="center"/>
+                <w:cantSplit/>
               </w:trPr>
               <w:tc>
                 <w:tcPr>
@@ -441,68 +512,66 @@
                 </w:tcPr>
                 <w:p>
                   <w:pPr>
-                    <w:spacing w:after="0" w:line="240" w:lineRule="auto"/>
+                    <w:spacing w:after="0" w:line="240" w:lineRule="auto" w:before="0"/>
                     <w:jc w:val="right"/>
                   </w:pPr>
                   <w:r>
                     <w:rPr>
+                      <w:rFonts w:ascii="Arial" w:hAnsi="Arial" w:eastAsia="Arial"/>
                       <w:b/>
+                      <w:sz w:val="20"/>
                     </w:rPr>
-                    <w:t>{{CIDADE, UF}},</w:t>
-                  </w:r>
-                  <w:r>
-                    <w:rPr>
-                      <w:b/>
-                    </w:rPr>
-                    <w:t>{{DATA}}</w:t>
+                    <w:t>{{CIDADE, UF}}, {{DATA}}</w:t>
                   </w:r>
                 </w:p>
                 <w:p>
                   <w:pPr>
-                    <w:spacing w:after="0" w:line="240" w:lineRule="auto"/>
+                    <w:spacing w:after="0" w:line="240" w:lineRule="auto" w:before="0"/>
                     <w:jc w:val="right"/>
                   </w:pPr>
                 </w:p>
                 <w:p>
                   <w:pPr>
-                    <w:spacing w:after="0" w:line="240" w:lineRule="auto"/>
+                    <w:spacing w:after="0" w:line="240" w:lineRule="auto" w:before="0"/>
                     <w:jc w:val="right"/>
                   </w:pPr>
                 </w:p>
                 <w:p>
                   <w:pPr>
-                    <w:spacing w:after="0" w:line="240" w:lineRule="auto"/>
+                    <w:spacing w:after="0" w:line="240" w:lineRule="auto" w:before="0"/>
                     <w:jc w:val="right"/>
                   </w:pPr>
                 </w:p>
                 <w:p>
                   <w:pPr>
-                    <w:spacing w:after="0" w:line="240" w:lineRule="auto"/>
+                    <w:spacing w:after="0" w:line="240" w:lineRule="auto" w:before="0"/>
                     <w:jc w:val="right"/>
                   </w:pPr>
                 </w:p>
                 <w:p>
                   <w:pPr>
-                    <w:spacing w:after="0" w:line="240" w:lineRule="auto"/>
+                    <w:spacing w:after="0" w:line="240" w:lineRule="auto" w:before="0"/>
                     <w:jc w:val="right"/>
                   </w:pPr>
                   <w:r>
                     <w:rPr>
-                      <w:rFonts w:ascii="Arial" w:eastAsia="Arial" w:hAnsi="Arial"/>
+                      <w:rFonts w:ascii="Arial" w:hAnsi="Arial" w:eastAsia="Arial"/>
                       <w:b/>
+                      <w:sz w:val="20"/>
                     </w:rPr>
                     <w:t>_________________________</w:t>
                   </w:r>
                 </w:p>
                 <w:p>
                   <w:pPr>
-                    <w:spacing w:after="0" w:line="240" w:lineRule="auto"/>
+                    <w:spacing w:after="0" w:line="240" w:lineRule="auto" w:before="0"/>
                     <w:jc w:val="right"/>
                   </w:pPr>
                   <w:r>
                     <w:rPr>
-                      <w:rFonts w:ascii="Arial" w:eastAsia="Arial" w:hAnsi="Arial"/>
+                      <w:rFonts w:ascii="Arial" w:hAnsi="Arial" w:eastAsia="Arial"/>
                       <w:b/>
+                      <w:sz w:val="20"/>
                     </w:rPr>
                     <w:t>MÉDICO EXAMINADOR</w:t>
                   </w:r>
@@ -517,63 +586,84 @@
         <w:trPr>
           <w:trHeight w:hRule="exact" w:val="498"/>
           <w:jc w:val="center"/>
+          <w:cantSplit/>
         </w:trPr>
         <w:tc>
           <w:tcPr>
             <w:tcW w:w="10546" w:type="dxa"/>
             <w:tcMar>
-              <w:top w:w="0" w:type="dxa"/>
+              <w:top w:w="30" w:type="dxa"/>
               <w:left w:w="120" w:type="dxa"/>
-              <w:bottom w:w="25" w:type="dxa"/>
+              <w:bottom w:w="30" w:type="dxa"/>
               <w:right w:w="120" w:type="dxa"/>
+              <w:start w:w="70" w:type="dxa"/>
+              <w:end w:w="70" w:type="dxa"/>
             </w:tcMar>
-            <w:vAlign w:val="bottom"/>
+            <w:vAlign w:val="center"/>
           </w:tcPr>
           <w:p>
             <w:pPr>
-              <w:spacing w:after="0" w:line="240" w:lineRule="auto"/>
+              <w:spacing w:after="0" w:line="240" w:lineRule="auto" w:before="0"/>
+              <w:jc w:val="left"/>
             </w:pPr>
             <w:r>
               <w:rPr>
+                <w:rFonts w:ascii="Arial" w:hAnsi="Arial" w:eastAsia="Arial"/>
                 <w:b/>
-                <w:sz w:val="16"/>
+                <w:sz w:val="15"/>
               </w:rPr>
-              <w:t>Endereço: {{ENDEREÇO}}</w:t>
+              <w:t xml:space="preserve">Endereço: </w:t>
+            </w:r>
+            <w:r>
+              <w:rPr>
+                <w:rFonts w:ascii="Arial" w:hAnsi="Arial" w:eastAsia="Arial"/>
+                <w:b/>
+                <w:sz w:val="15"/>
+              </w:rPr>
+              <w:t>{{ENDEREÇO}}</w:t>
             </w:r>
           </w:p>
           <w:p>
             <w:pPr>
-              <w:spacing w:after="0" w:line="240" w:lineRule="auto"/>
+              <w:spacing w:after="0" w:line="240" w:lineRule="auto" w:before="0"/>
+              <w:jc w:val="left"/>
             </w:pPr>
             <w:r>
               <w:rPr>
+                <w:rFonts w:ascii="Arial" w:hAnsi="Arial" w:eastAsia="Arial"/>
                 <w:b/>
-                <w:sz w:val="16"/>
+                <w:sz w:val="15"/>
               </w:rPr>
               <w:t xml:space="preserve">Fone: </w:t>
             </w:r>
             <w:r>
               <w:rPr>
+                <w:rFonts w:ascii="Arial" w:hAnsi="Arial" w:eastAsia="Arial"/>
                 <w:b/>
-                <w:sz w:val="16"/>
+                <w:sz w:val="15"/>
               </w:rPr>
               <w:t>{{telefone}}</w:t>
             </w:r>
             <w:r>
               <w:rPr>
+                <w:rFonts w:ascii="Arial" w:hAnsi="Arial" w:eastAsia="Arial"/>
                 <w:b/>
-                <w:sz w:val="16"/>
+                <w:sz w:val="15"/>
               </w:rPr>
-              <w:t xml:space="preserve"> e-mail: edgeocupacional@hotmail.com</w:t>
+              <w:t xml:space="preserve">  |  E-mail: edgeocupacional@hotmail.com</w:t>
             </w:r>
           </w:p>
         </w:tc>
       </w:tr>
     </w:tbl>
-    <w:p/>
     <w:p>
       <w:pPr>
-        <w:spacing w:after="0" w:line="24" w:lineRule="auto"/>
+        <w:spacing w:before="0" w:after="0" w:line="240" w:lineRule="auto"/>
+      </w:pPr>
+    </w:p>
+    <w:p>
+      <w:pPr>
+        <w:spacing w:after="0" w:line="240" w:lineRule="auto" w:before="0"/>
       </w:pPr>
     </w:p>
     <w:tbl>
@@ -598,15 +688,18 @@
         <w:trPr>
           <w:trHeight w:hRule="exact" w:val="918"/>
           <w:jc w:val="center"/>
+          <w:cantSplit/>
         </w:trPr>
         <w:tc>
           <w:tcPr>
             <w:tcW w:w="10546" w:type="dxa"/>
             <w:tcMar>
-              <w:top w:w="0" w:type="dxa"/>
+              <w:top w:w="30" w:type="dxa"/>
               <w:left w:w="120" w:type="dxa"/>
-              <w:bottom w:w="0" w:type="dxa"/>
+              <w:bottom w:w="30" w:type="dxa"/>
               <w:right w:w="120" w:type="dxa"/>
+              <w:start w:w="70" w:type="dxa"/>
+              <w:end w:w="70" w:type="dxa"/>
             </w:tcMar>
             <w:vAlign w:val="center"/>
           </w:tcPr>
@@ -662,28 +755,31 @@
         <w:trPr>
           <w:trHeight w:hRule="exact" w:val="396"/>
           <w:jc w:val="center"/>
+          <w:cantSplit/>
         </w:trPr>
         <w:tc>
           <w:tcPr>
             <w:tcW w:w="10546" w:type="dxa"/>
             <w:tcMar>
-              <w:top w:w="0" w:type="dxa"/>
+              <w:top w:w="30" w:type="dxa"/>
               <w:left w:w="120" w:type="dxa"/>
-              <w:bottom w:w="0" w:type="dxa"/>
+              <w:bottom w:w="30" w:type="dxa"/>
               <w:right w:w="120" w:type="dxa"/>
+              <w:start w:w="70" w:type="dxa"/>
+              <w:end w:w="70" w:type="dxa"/>
             </w:tcMar>
             <w:vAlign w:val="center"/>
           </w:tcPr>
           <w:p>
             <w:pPr>
-              <w:spacing w:after="0" w:line="240" w:lineRule="auto"/>
+              <w:spacing w:after="0" w:line="240" w:lineRule="auto" w:before="0"/>
               <w:jc w:val="center"/>
             </w:pPr>
             <w:r>
               <w:rPr>
-                <w:rFonts w:ascii="Arial" w:eastAsia="Arial" w:hAnsi="Arial"/>
+                <w:rFonts w:ascii="Arial" w:hAnsi="Arial" w:eastAsia="Arial"/>
                 <w:b/>
-                <w:sz w:val="35"/>
+                <w:sz w:val="34"/>
               </w:rPr>
               <w:t>ENCAMINHAMENTO</w:t>
             </w:r>
@@ -692,48 +788,58 @@
       </w:tr>
       <w:tr>
         <w:trPr>
-          <w:trHeight w:hRule="exact" w:val="464"/>
+          <w:trHeight w:hRule="atLeast" w:val="442"/>
           <w:jc w:val="center"/>
+          <w:cantSplit/>
         </w:trPr>
         <w:tc>
           <w:tcPr>
             <w:tcW w:w="10546" w:type="dxa"/>
             <w:tcMar>
-              <w:top w:w="0" w:type="dxa"/>
+              <w:top w:w="30" w:type="dxa"/>
               <w:left w:w="120" w:type="dxa"/>
-              <w:bottom w:w="0" w:type="dxa"/>
+              <w:bottom w:w="30" w:type="dxa"/>
               <w:right w:w="120" w:type="dxa"/>
+              <w:start w:w="70" w:type="dxa"/>
+              <w:end w:w="70" w:type="dxa"/>
             </w:tcMar>
             <w:vAlign w:val="center"/>
           </w:tcPr>
           <w:p>
             <w:pPr>
-              <w:spacing w:after="0" w:line="240" w:lineRule="auto"/>
+              <w:spacing w:after="0" w:line="240" w:lineRule="auto" w:before="0"/>
               <w:ind w:left="28"/>
+              <w:jc w:val="left"/>
             </w:pPr>
             <w:r>
               <w:rPr>
+                <w:rFonts w:ascii="Arial" w:hAnsi="Arial" w:eastAsia="Arial"/>
                 <w:b/>
-                <w:sz w:val="22"/>
+                <w:sz w:val="20"/>
               </w:rPr>
               <w:t xml:space="preserve">Funcionário: </w:t>
             </w:r>
             <w:r>
               <w:rPr>
-                <w:sz w:val="22"/>
+                <w:rFonts w:ascii="Arial" w:hAnsi="Arial" w:eastAsia="Arial"/>
+                <w:b/>
+                <w:sz w:val="20"/>
               </w:rPr>
               <w:t>{{NOME}}</w:t>
             </w:r>
             <w:r>
               <w:rPr>
+                <w:rFonts w:ascii="Arial" w:hAnsi="Arial" w:eastAsia="Arial"/>
                 <w:b/>
-                <w:sz w:val="22"/>
+                <w:sz w:val="20"/>
               </w:rPr>
-              <w:t xml:space="preserve"> CPF: </w:t>
+              <w:t xml:space="preserve">   CPF: </w:t>
             </w:r>
             <w:r>
               <w:rPr>
-                <w:sz w:val="22"/>
+                <w:rFonts w:ascii="Arial" w:hAnsi="Arial" w:eastAsia="Arial"/>
+                <w:b/>
+                <w:sz w:val="20"/>
               </w:rPr>
               <w:t>{{CPF}}</w:t>
             </w:r>
@@ -742,31 +848,52 @@
       </w:tr>
       <w:tr>
         <w:trPr>
-          <w:trHeight w:hRule="exact" w:val="442"/>
+          <w:trHeight w:hRule="atLeast" w:val="408"/>
           <w:jc w:val="center"/>
+          <w:cantSplit/>
         </w:trPr>
         <w:tc>
           <w:tcPr>
             <w:tcW w:w="10546" w:type="dxa"/>
             <w:tcMar>
-              <w:top w:w="0" w:type="dxa"/>
+              <w:top w:w="30" w:type="dxa"/>
               <w:left w:w="120" w:type="dxa"/>
-              <w:bottom w:w="0" w:type="dxa"/>
+              <w:bottom w:w="30" w:type="dxa"/>
               <w:right w:w="120" w:type="dxa"/>
+              <w:start w:w="70" w:type="dxa"/>
+              <w:end w:w="70" w:type="dxa"/>
             </w:tcMar>
             <w:vAlign w:val="center"/>
           </w:tcPr>
           <w:p>
             <w:pPr>
-              <w:spacing w:after="0" w:line="240" w:lineRule="auto"/>
+              <w:spacing w:after="0" w:line="240" w:lineRule="auto" w:before="0"/>
               <w:ind w:left="28"/>
+              <w:jc w:val="left"/>
             </w:pPr>
             <w:r>
               <w:rPr>
+                <w:rFonts w:ascii="Arial" w:hAnsi="Arial" w:eastAsia="Arial"/>
                 <w:b/>
-                <w:sz w:val="22"/>
+                <w:sz w:val="20"/>
               </w:rPr>
-              <w:t xml:space="preserve">Encaminho o(a) colaborador(a), {{NOME}}, para realizar os exames abaixo: </w:t>
+              <w:t xml:space="preserve">Encaminho o(a) colaborador(a), </w:t>
+            </w:r>
+            <w:r>
+              <w:rPr>
+                <w:rFonts w:ascii="Arial" w:hAnsi="Arial" w:eastAsia="Arial"/>
+                <w:b/>
+                <w:sz w:val="20"/>
+              </w:rPr>
+              <w:t>{{NOME}}</w:t>
+            </w:r>
+            <w:r>
+              <w:rPr>
+                <w:rFonts w:ascii="Arial" w:hAnsi="Arial" w:eastAsia="Arial"/>
+                <w:b/>
+                <w:sz w:val="20"/>
+              </w:rPr>
+              <w:t>, para realizar os exames abaixo:</w:t>
             </w:r>
           </w:p>
         </w:tc>
@@ -775,6 +902,7 @@
         <w:trPr>
           <w:trHeight w:hRule="exact" w:val="2109"/>
           <w:jc w:val="center"/>
+          <w:cantSplit/>
         </w:trPr>
         <w:tc>
           <w:tcPr>
@@ -782,9 +910,12 @@
             <w:tcMar>
               <w:top w:w="30" w:type="dxa"/>
               <w:left w:w="760" w:type="dxa"/>
-              <w:bottom w:w="0" w:type="dxa"/>
+              <w:bottom w:w="30" w:type="dxa"/>
               <w:right w:w="0" w:type="dxa"/>
+              <w:start w:w="70" w:type="dxa"/>
+              <w:end w:w="70" w:type="dxa"/>
             </w:tcMar>
+            <w:vAlign w:val="center"/>
           </w:tcPr>
           <w:tbl>
             <w:tblPr>
@@ -805,27 +936,32 @@
             </w:tblGrid>
             <w:tr>
               <w:trPr>
-                <w:trHeight w:hRule="exact" w:val="396"/>
+                <w:trHeight w:hRule="exact" w:val="351"/>
+                <w:cantSplit/>
               </w:trPr>
               <w:tc>
                 <w:tcPr>
                   <w:tcW w:w="6066" w:type="dxa"/>
                   <w:tcMar>
-                    <w:top w:w="40" w:type="dxa"/>
+                    <w:top w:w="20" w:type="dxa"/>
                     <w:left w:w="120" w:type="dxa"/>
-                    <w:bottom w:w="0" w:type="dxa"/>
+                    <w:bottom w:w="20" w:type="dxa"/>
                     <w:right w:w="80" w:type="dxa"/>
+                    <w:start w:w="100" w:type="dxa"/>
+                    <w:end w:w="80" w:type="dxa"/>
                   </w:tcMar>
                   <w:vAlign w:val="center"/>
                 </w:tcPr>
                 <w:p>
                   <w:pPr>
-                    <w:spacing w:after="0" w:line="240" w:lineRule="auto"/>
+                    <w:spacing w:after="0" w:line="240" w:lineRule="auto" w:before="0"/>
+                    <w:jc w:val="left"/>
                   </w:pPr>
                   <w:r>
                     <w:rPr>
+                      <w:rFonts w:ascii="Arial" w:hAnsi="Arial" w:eastAsia="Arial"/>
                       <w:b/>
-                      <w:sz w:val="22"/>
+                      <w:sz w:val="20"/>
                     </w:rPr>
                     <w:t>{{EXAME1}}</w:t>
                   </w:r>
@@ -834,27 +970,32 @@
             </w:tr>
             <w:tr>
               <w:trPr>
-                <w:trHeight w:hRule="exact" w:val="396"/>
+                <w:trHeight w:hRule="exact" w:val="351"/>
+                <w:cantSplit/>
               </w:trPr>
               <w:tc>
                 <w:tcPr>
                   <w:tcW w:w="6066" w:type="dxa"/>
                   <w:tcMar>
-                    <w:top w:w="40" w:type="dxa"/>
+                    <w:top w:w="20" w:type="dxa"/>
                     <w:left w:w="120" w:type="dxa"/>
-                    <w:bottom w:w="0" w:type="dxa"/>
+                    <w:bottom w:w="20" w:type="dxa"/>
                     <w:right w:w="80" w:type="dxa"/>
+                    <w:start w:w="100" w:type="dxa"/>
+                    <w:end w:w="80" w:type="dxa"/>
                   </w:tcMar>
                   <w:vAlign w:val="center"/>
                 </w:tcPr>
                 <w:p>
                   <w:pPr>
-                    <w:spacing w:after="0" w:line="240" w:lineRule="auto"/>
+                    <w:spacing w:after="0" w:line="240" w:lineRule="auto" w:before="0"/>
+                    <w:jc w:val="left"/>
                   </w:pPr>
                   <w:r>
                     <w:rPr>
+                      <w:rFonts w:ascii="Arial" w:hAnsi="Arial" w:eastAsia="Arial"/>
                       <w:b/>
-                      <w:sz w:val="22"/>
+                      <w:sz w:val="20"/>
                     </w:rPr>
                     <w:t>{{EXAME2}}</w:t>
                   </w:r>
@@ -863,27 +1004,32 @@
             </w:tr>
             <w:tr>
               <w:trPr>
-                <w:trHeight w:hRule="exact" w:val="396"/>
+                <w:trHeight w:hRule="exact" w:val="351"/>
+                <w:cantSplit/>
               </w:trPr>
               <w:tc>
                 <w:tcPr>
                   <w:tcW w:w="6066" w:type="dxa"/>
                   <w:tcMar>
-                    <w:top w:w="40" w:type="dxa"/>
+                    <w:top w:w="20" w:type="dxa"/>
                     <w:left w:w="120" w:type="dxa"/>
-                    <w:bottom w:w="0" w:type="dxa"/>
+                    <w:bottom w:w="20" w:type="dxa"/>
                     <w:right w:w="80" w:type="dxa"/>
+                    <w:start w:w="100" w:type="dxa"/>
+                    <w:end w:w="80" w:type="dxa"/>
                   </w:tcMar>
                   <w:vAlign w:val="center"/>
                 </w:tcPr>
                 <w:p>
                   <w:pPr>
-                    <w:spacing w:after="0" w:line="240" w:lineRule="auto"/>
+                    <w:spacing w:after="0" w:line="240" w:lineRule="auto" w:before="0"/>
+                    <w:jc w:val="left"/>
                   </w:pPr>
                   <w:r>
                     <w:rPr>
+                      <w:rFonts w:ascii="Arial" w:hAnsi="Arial" w:eastAsia="Arial"/>
                       <w:b/>
-                      <w:sz w:val="22"/>
+                      <w:sz w:val="20"/>
                     </w:rPr>
                     <w:t>{{EXAME3}}</w:t>
                   </w:r>
@@ -892,27 +1038,32 @@
             </w:tr>
             <w:tr>
               <w:trPr>
-                <w:trHeight w:hRule="exact" w:val="396"/>
+                <w:trHeight w:hRule="exact" w:val="351"/>
+                <w:cantSplit/>
               </w:trPr>
               <w:tc>
                 <w:tcPr>
                   <w:tcW w:w="6066" w:type="dxa"/>
                   <w:tcMar>
-                    <w:top w:w="40" w:type="dxa"/>
+                    <w:top w:w="20" w:type="dxa"/>
                     <w:left w:w="120" w:type="dxa"/>
-                    <w:bottom w:w="0" w:type="dxa"/>
+                    <w:bottom w:w="20" w:type="dxa"/>
                     <w:right w:w="80" w:type="dxa"/>
+                    <w:start w:w="100" w:type="dxa"/>
+                    <w:end w:w="80" w:type="dxa"/>
                   </w:tcMar>
                   <w:vAlign w:val="center"/>
                 </w:tcPr>
                 <w:p>
                   <w:pPr>
-                    <w:spacing w:after="0" w:line="240" w:lineRule="auto"/>
+                    <w:spacing w:after="0" w:line="240" w:lineRule="auto" w:before="0"/>
+                    <w:jc w:val="left"/>
                   </w:pPr>
                   <w:r>
                     <w:rPr>
+                      <w:rFonts w:ascii="Arial" w:hAnsi="Arial" w:eastAsia="Arial"/>
                       <w:b/>
-                      <w:sz w:val="22"/>
+                      <w:sz w:val="20"/>
                     </w:rPr>
                     <w:t>{{EXAME4}}</w:t>
                   </w:r>
@@ -921,27 +1072,32 @@
             </w:tr>
             <w:tr>
               <w:trPr>
-                <w:trHeight w:hRule="exact" w:val="396"/>
+                <w:trHeight w:hRule="exact" w:val="351"/>
+                <w:cantSplit/>
               </w:trPr>
               <w:tc>
                 <w:tcPr>
                   <w:tcW w:w="6066" w:type="dxa"/>
                   <w:tcMar>
-                    <w:top w:w="40" w:type="dxa"/>
+                    <w:top w:w="20" w:type="dxa"/>
                     <w:left w:w="120" w:type="dxa"/>
-                    <w:bottom w:w="0" w:type="dxa"/>
+                    <w:bottom w:w="20" w:type="dxa"/>
                     <w:right w:w="80" w:type="dxa"/>
+                    <w:start w:w="100" w:type="dxa"/>
+                    <w:end w:w="80" w:type="dxa"/>
                   </w:tcMar>
                   <w:vAlign w:val="center"/>
                 </w:tcPr>
                 <w:p>
                   <w:pPr>
-                    <w:spacing w:after="0" w:line="240" w:lineRule="auto"/>
+                    <w:spacing w:after="0" w:line="240" w:lineRule="auto" w:before="0"/>
+                    <w:jc w:val="left"/>
                   </w:pPr>
                   <w:r>
                     <w:rPr>
+                      <w:rFonts w:ascii="Arial" w:hAnsi="Arial" w:eastAsia="Arial"/>
                       <w:b/>
-                      <w:sz w:val="22"/>
+                      <w:sz w:val="20"/>
                     </w:rPr>
                     <w:t>{{EXAME5}}</w:t>
                   </w:r>
@@ -954,18 +1110,22 @@
       </w:tr>
       <w:tr>
         <w:trPr>
-          <w:trHeight w:hRule="exact" w:val="2846"/>
+          <w:trHeight w:hRule="exact" w:val="2636"/>
           <w:jc w:val="center"/>
+          <w:cantSplit/>
         </w:trPr>
         <w:tc>
           <w:tcPr>
             <w:tcW w:w="10546" w:type="dxa"/>
             <w:tcMar>
-              <w:top w:w="0" w:type="dxa"/>
+              <w:top w:w="30" w:type="dxa"/>
               <w:left w:w="0" w:type="dxa"/>
-              <w:bottom w:w="0" w:type="dxa"/>
+              <w:bottom w:w="30" w:type="dxa"/>
               <w:right w:w="150" w:type="dxa"/>
+              <w:start w:w="70" w:type="dxa"/>
+              <w:end w:w="70" w:type="dxa"/>
             </w:tcMar>
+            <w:vAlign w:val="center"/>
           </w:tcPr>
           <w:tbl>
             <w:tblPr>
@@ -990,6 +1150,7 @@
               <w:trPr>
                 <w:trHeight w:hRule="exact" w:val="2846"/>
                 <w:jc w:val="center"/>
+                <w:cantSplit/>
               </w:trPr>
               <w:tc>
                 <w:tcPr>
@@ -1015,68 +1176,66 @@
                 </w:tcPr>
                 <w:p>
                   <w:pPr>
-                    <w:spacing w:after="0" w:line="240" w:lineRule="auto"/>
+                    <w:spacing w:after="0" w:line="240" w:lineRule="auto" w:before="0"/>
                     <w:jc w:val="right"/>
                   </w:pPr>
                   <w:r>
                     <w:rPr>
+                      <w:rFonts w:ascii="Arial" w:hAnsi="Arial" w:eastAsia="Arial"/>
                       <w:b/>
+                      <w:sz w:val="20"/>
                     </w:rPr>
-                    <w:t>{{CIDADE, UF}},</w:t>
-                  </w:r>
-                  <w:r>
-                    <w:rPr>
-                      <w:b/>
-                    </w:rPr>
-                    <w:t>{{DATA}}</w:t>
+                    <w:t>{{CIDADE, UF}}, {{DATA}}</w:t>
                   </w:r>
                 </w:p>
                 <w:p>
                   <w:pPr>
-                    <w:spacing w:after="0" w:line="240" w:lineRule="auto"/>
+                    <w:spacing w:after="0" w:line="240" w:lineRule="auto" w:before="0"/>
                     <w:jc w:val="right"/>
                   </w:pPr>
                 </w:p>
                 <w:p>
                   <w:pPr>
-                    <w:spacing w:after="0" w:line="240" w:lineRule="auto"/>
+                    <w:spacing w:after="0" w:line="240" w:lineRule="auto" w:before="0"/>
                     <w:jc w:val="right"/>
                   </w:pPr>
                 </w:p>
                 <w:p>
                   <w:pPr>
-                    <w:spacing w:after="0" w:line="240" w:lineRule="auto"/>
+                    <w:spacing w:after="0" w:line="240" w:lineRule="auto" w:before="0"/>
                     <w:jc w:val="right"/>
                   </w:pPr>
                 </w:p>
                 <w:p>
                   <w:pPr>
-                    <w:spacing w:after="0" w:line="240" w:lineRule="auto"/>
+                    <w:spacing w:after="0" w:line="240" w:lineRule="auto" w:before="0"/>
                     <w:jc w:val="right"/>
                   </w:pPr>
                 </w:p>
                 <w:p>
                   <w:pPr>
-                    <w:spacing w:after="0" w:line="240" w:lineRule="auto"/>
+                    <w:spacing w:after="0" w:line="240" w:lineRule="auto" w:before="0"/>
                     <w:jc w:val="right"/>
                   </w:pPr>
                   <w:r>
                     <w:rPr>
-                      <w:rFonts w:ascii="Arial" w:eastAsia="Arial" w:hAnsi="Arial"/>
+                      <w:rFonts w:ascii="Arial" w:hAnsi="Arial" w:eastAsia="Arial"/>
                       <w:b/>
+                      <w:sz w:val="20"/>
                     </w:rPr>
                     <w:t>_________________________</w:t>
                   </w:r>
                 </w:p>
                 <w:p>
                   <w:pPr>
-                    <w:spacing w:after="0" w:line="240" w:lineRule="auto"/>
+                    <w:spacing w:after="0" w:line="240" w:lineRule="auto" w:before="0"/>
                     <w:jc w:val="right"/>
                   </w:pPr>
                   <w:r>
                     <w:rPr>
-                      <w:rFonts w:ascii="Arial" w:eastAsia="Arial" w:hAnsi="Arial"/>
+                      <w:rFonts w:ascii="Arial" w:hAnsi="Arial" w:eastAsia="Arial"/>
                       <w:b/>
+                      <w:sz w:val="20"/>
                     </w:rPr>
                     <w:t>MÉDICO EXAMINADOR</w:t>
                   </w:r>
@@ -1091,54 +1250,71 @@
         <w:trPr>
           <w:trHeight w:hRule="exact" w:val="498"/>
           <w:jc w:val="center"/>
+          <w:cantSplit/>
         </w:trPr>
         <w:tc>
           <w:tcPr>
             <w:tcW w:w="10546" w:type="dxa"/>
             <w:tcMar>
-              <w:top w:w="0" w:type="dxa"/>
+              <w:top w:w="30" w:type="dxa"/>
               <w:left w:w="120" w:type="dxa"/>
-              <w:bottom w:w="25" w:type="dxa"/>
+              <w:bottom w:w="30" w:type="dxa"/>
               <w:right w:w="120" w:type="dxa"/>
+              <w:start w:w="70" w:type="dxa"/>
+              <w:end w:w="70" w:type="dxa"/>
             </w:tcMar>
-            <w:vAlign w:val="bottom"/>
+            <w:vAlign w:val="center"/>
           </w:tcPr>
           <w:p>
             <w:pPr>
-              <w:spacing w:after="0" w:line="240" w:lineRule="auto"/>
+              <w:spacing w:after="0" w:line="240" w:lineRule="auto" w:before="0"/>
+              <w:jc w:val="left"/>
             </w:pPr>
             <w:r>
               <w:rPr>
+                <w:rFonts w:ascii="Arial" w:hAnsi="Arial" w:eastAsia="Arial"/>
                 <w:b/>
-                <w:sz w:val="16"/>
+                <w:sz w:val="15"/>
               </w:rPr>
-              <w:t>Endereço: {{ENDEREÇO}}</w:t>
+              <w:t xml:space="preserve">Endereço: </w:t>
+            </w:r>
+            <w:r>
+              <w:rPr>
+                <w:rFonts w:ascii="Arial" w:hAnsi="Arial" w:eastAsia="Arial"/>
+                <w:b/>
+                <w:sz w:val="15"/>
+              </w:rPr>
+              <w:t>{{ENDEREÇO}}</w:t>
             </w:r>
           </w:p>
           <w:p>
             <w:pPr>
-              <w:spacing w:after="0" w:line="240" w:lineRule="auto"/>
+              <w:spacing w:after="0" w:line="240" w:lineRule="auto" w:before="0"/>
+              <w:jc w:val="left"/>
             </w:pPr>
             <w:r>
               <w:rPr>
+                <w:rFonts w:ascii="Arial" w:hAnsi="Arial" w:eastAsia="Arial"/>
                 <w:b/>
-                <w:sz w:val="16"/>
+                <w:sz w:val="15"/>
               </w:rPr>
               <w:t xml:space="preserve">Fone: </w:t>
             </w:r>
             <w:r>
               <w:rPr>
+                <w:rFonts w:ascii="Arial" w:hAnsi="Arial" w:eastAsia="Arial"/>
                 <w:b/>
-                <w:sz w:val="16"/>
+                <w:sz w:val="15"/>
               </w:rPr>
               <w:t>{{telefone}}</w:t>
             </w:r>
             <w:r>
               <w:rPr>
+                <w:rFonts w:ascii="Arial" w:hAnsi="Arial" w:eastAsia="Arial"/>
                 <w:b/>
-                <w:sz w:val="16"/>
+                <w:sz w:val="15"/>
               </w:rPr>
-              <w:t xml:space="preserve"> e-mail: edgeocupacional@hotmail.com</w:t>
+              <w:t xml:space="preserve">  |  E-mail: edgeocupacional@hotmail.com</w:t>
             </w:r>
           </w:p>
         </w:tc>
